--- a/Development_Process/Week_10/Process_self_evaluate/Process_Template.docx
+++ b/Development_Process/Week_10/Process_self_evaluate/Process_Template.docx
@@ -9,21 +9,6 @@
       </w:pPr>
       <w:r>
         <w:t>Đề xuất quy trình</w:t>
-      </w:r>
-    </w:p>
-    <w:p>
-      <w:pPr>
-        <w:rPr>
-          <w:b/>
-          <w:bCs/>
-        </w:rPr>
-      </w:pPr>
-      <w:r>
-        <w:rPr>
-          <w:b/>
-          <w:bCs/>
-        </w:rPr>
-        <w:t xml:space="preserve">Người đề xuất: </w:t>
       </w:r>
     </w:p>
     <w:tbl>
@@ -77,6 +62,9 @@
             <w:r>
               <w:t>Mức độ rõ ràng của lộ trình</w:t>
             </w:r>
+            <w:r>
+              <w:t xml:space="preserve"> (1-10)</w:t>
+            </w:r>
           </w:p>
         </w:tc>
       </w:tr>
@@ -228,6 +216,28 @@
     <w:p>
       <w:r>
         <w:t>Mong mọi người đánh giá quy trình khách quan nhất có thể, đặt bản thân vào tình huống: “nếu phải thực hiện thì sẽ đánh giá ra sao?”</w:t>
+      </w:r>
+    </w:p>
+    <w:p>
+      <w:pPr>
+        <w:rPr>
+          <w:b/>
+          <w:bCs/>
+        </w:rPr>
+      </w:pPr>
+      <w:r>
+        <w:rPr>
+          <w:b/>
+          <w:bCs/>
+        </w:rPr>
+        <w:t>Review đánh giá lại đề xuất</w:t>
+      </w:r>
+      <w:r>
+        <w:rPr>
+          <w:b/>
+          <w:bCs/>
+        </w:rPr>
+        <w:t xml:space="preserve"> trong mục add Comment</w:t>
       </w:r>
     </w:p>
     <w:p>

--- a/Development_Process/Week_10/Process_self_evaluate/Process_Template.docx
+++ b/Development_Process/Week_10/Process_self_evaluate/Process_Template.docx
@@ -201,14 +201,27 @@
       <w:r>
         <w:t xml:space="preserve">Table </w:t>
       </w:r>
-      <w:fldSimple w:instr=" SEQ Table \* ARABIC ">
-        <w:r>
-          <w:rPr>
-            <w:noProof/>
-          </w:rPr>
-          <w:t>1</w:t>
-        </w:r>
-      </w:fldSimple>
+      <w:r>
+        <w:fldChar w:fldCharType="begin"/>
+      </w:r>
+      <w:r>
+        <w:instrText xml:space="preserve"> SEQ Table \* ARABIC </w:instrText>
+      </w:r>
+      <w:r>
+        <w:fldChar w:fldCharType="separate"/>
+      </w:r>
+      <w:r>
+        <w:rPr>
+          <w:noProof/>
+        </w:rPr>
+        <w:t>1</w:t>
+      </w:r>
+      <w:r>
+        <w:rPr>
+          <w:noProof/>
+        </w:rPr>
+        <w:fldChar w:fldCharType="end"/>
+      </w:r>
       <w:r>
         <w:t>. Bảng đánh giá chung cho quy trình thực hiện.</w:t>
       </w:r>
@@ -253,6 +266,7 @@
         <w:t>(Mô tả quy trình nghiệp vụ để miêu tả chi tiết hệ thống, viết như một Requirement cần thiết cho quy trình đề xuất)</w:t>
       </w:r>
     </w:p>
+    <w:p/>
     <w:p>
       <w:r>
         <w:t>(Tốt nhất là vẽ thêm quy trình chia rõ ra quá trình cần thiết của quy trình nghiệp vụ)</w:t>
@@ -295,6 +309,19 @@
     <w:p>
       <w:r>
         <w:t>(Xác định đầu ra sẽ trả về như thế nào cho người dùng)</w:t>
+      </w:r>
+    </w:p>
+    <w:p>
+      <w:pPr>
+        <w:pStyle w:val="Heading1"/>
+      </w:pPr>
+      <w:r>
+        <w:t>Độ đo thực hiện</w:t>
+      </w:r>
+    </w:p>
+    <w:p>
+      <w:r>
+        <w:t>(Lấy thước độ, số đo gì để đảm bảo quy trình huấn luyện, kết quả quy trình sẽ luôn trả về theo mong muốn)</w:t>
       </w:r>
     </w:p>
     <w:p>
